--- a/docs/시연대본/6.본사제출_정산서출력_대본.docx
+++ b/docs/시연대본/6.본사제출_정산서출력_대본.docx
@@ -34,7 +34,7 @@
           <w:sz w:val="21"/>
           <w:szCs w:val="21"/>
         </w:rPr>
-        <w:t xml:space="preserve">목표 길이: 2분 ~ 2분 30초</w:t>
+        <w:t xml:space="preserve">목표 길이: 2분 30초 ~ 3분</w:t>
       </w:r>
     </w:p>
     <w:p>
@@ -355,6 +355,287 @@
           <w:szCs w:val="21"/>
         </w:rPr>
         <w:t xml:space="preserve"> 회차 전체 23건 · 15,240,745원 — 클릭 두 번</w:t>
+      </w:r>
+    </w:p>
+    <w:p>
+      <w:pPr>
+        <w:spacing w:after="40"/>
+      </w:pPr>
+    </w:p>
+    <w:p>
+      <w:pPr>
+        <w:pStyle w:val="Heading2"/>
+        <w:pBdr>
+          <w:bottom w:val="single" w:color="9DB8DD" w:sz="6"/>
+        </w:pBdr>
+        <w:spacing w:after="120" w:before="280"/>
+      </w:pPr>
+      <w:r>
+        <w:rPr>
+          <w:rFonts w:ascii="Malgun Gothic" w:cs="Malgun Gothic" w:eastAsia="Malgun Gothic" w:hAnsi="Malgun Gothic"/>
+          <w:b/>
+          <w:bCs/>
+          <w:color w:val="1F3864"/>
+          <w:sz w:val="26"/>
+          <w:szCs w:val="26"/>
+        </w:rPr>
+        <w:t xml:space="preserve">장면 1-2 — 제출은 한 번이지만, 입력은 그달그달 (사전 관리)</w:t>
+      </w:r>
+    </w:p>
+    <w:p>
+      <w:pPr>
+        <w:spacing w:after="40"/>
+      </w:pPr>
+    </w:p>
+    <w:p>
+      <w:pPr>
+        <w:spacing w:after="60" w:line="300"/>
+      </w:pPr>
+      <w:r>
+        <w:rPr>
+          <w:rFonts w:ascii="Malgun Gothic" w:cs="Malgun Gothic" w:eastAsia="Malgun Gothic" w:hAnsi="Malgun Gothic"/>
+          <w:b/>
+          <w:bCs/>
+          <w:sz w:val="21"/>
+          <w:szCs w:val="21"/>
+        </w:rPr>
+        <w:t xml:space="preserve">[클릭 순서]</w:t>
+      </w:r>
+      <w:r>
+        <w:rPr>
+          <w:rFonts w:ascii="Malgun Gothic" w:cs="Malgun Gothic" w:eastAsia="Malgun Gothic" w:hAnsi="Malgun Gothic"/>
+          <w:sz w:val="21"/>
+          <w:szCs w:val="21"/>
+        </w:rPr>
+        <w:t xml:space="preserve"> 같은 화면 상단의 「5회차 전체 입력액」 카드와 월 선택 드롭다운(4월~8월)을</w:t>
+      </w:r>
+    </w:p>
+    <w:p>
+      <w:pPr>
+        <w:spacing w:after="60" w:line="300"/>
+      </w:pPr>
+      <w:r>
+        <w:rPr>
+          <w:rFonts w:ascii="Malgun Gothic" w:cs="Malgun Gothic" w:eastAsia="Malgun Gothic" w:hAnsi="Malgun Gothic"/>
+          <w:sz w:val="21"/>
+          <w:szCs w:val="21"/>
+        </w:rPr>
+        <w:t xml:space="preserve">한 번씩 짚어줌 — 달을 바꿔가며 그 달 내역이 쌓여 있는 것을 보여줌</w:t>
+      </w:r>
+    </w:p>
+    <w:p>
+      <w:pPr>
+        <w:spacing w:after="40"/>
+      </w:pPr>
+    </w:p>
+    <w:p>
+      <w:pPr>
+        <w:spacing w:after="60" w:line="300"/>
+      </w:pPr>
+      <w:r>
+        <w:rPr>
+          <w:rFonts w:ascii="Malgun Gothic" w:cs="Malgun Gothic" w:eastAsia="Malgun Gothic" w:hAnsi="Malgun Gothic"/>
+          <w:b/>
+          <w:bCs/>
+          <w:sz w:val="21"/>
+          <w:szCs w:val="21"/>
+        </w:rPr>
+        <w:t xml:space="preserve">[나레이션]</w:t>
+      </w:r>
+    </w:p>
+    <w:p>
+      <w:pPr>
+        <w:pBdr>
+          <w:left w:val="single" w:color="2E5FA3" w:sz="24"/>
+        </w:pBdr>
+        <w:shd w:fill="F3F6FB" w:val="clear"/>
+        <w:spacing w:after="40" w:before="40" w:line="330"/>
+        <w:ind w:left="240"/>
+      </w:pPr>
+      <w:r>
+        <w:rPr>
+          <w:rFonts w:ascii="Malgun Gothic" w:cs="Malgun Gothic" w:eastAsia="Malgun Gothic" w:hAnsi="Malgun Gothic"/>
+          <w:sz w:val="23"/>
+          <w:szCs w:val="23"/>
+        </w:rPr>
+        <w:t xml:space="preserve">한 가지 더 말씀드릴 것이 있습니다.</w:t>
+      </w:r>
+    </w:p>
+    <w:p>
+      <w:pPr>
+        <w:pBdr>
+          <w:left w:val="single" w:color="2E5FA3" w:sz="24"/>
+        </w:pBdr>
+        <w:shd w:fill="F3F6FB" w:val="clear"/>
+        <w:spacing w:after="40" w:before="40" w:line="330"/>
+        <w:ind w:left="240"/>
+      </w:pPr>
+      <w:r>
+        <w:rPr>
+          <w:rFonts w:ascii="Malgun Gothic" w:cs="Malgun Gothic" w:eastAsia="Malgun Gothic" w:hAnsi="Malgun Gothic"/>
+          <w:sz w:val="23"/>
+          <w:szCs w:val="23"/>
+        </w:rPr>
+        <w:t xml:space="preserve">제출은 회차가 끝날 때 한 번이지만, 입력까지 그때 몰아서 할 필요는 없습니다.</w:t>
+      </w:r>
+    </w:p>
+    <w:p>
+      <w:pPr>
+        <w:pBdr>
+          <w:left w:val="single" w:color="2E5FA3" w:sz="24"/>
+        </w:pBdr>
+        <w:shd w:fill="F3F6FB" w:val="clear"/>
+        <w:spacing w:after="40" w:before="40" w:line="330"/>
+        <w:ind w:left="240"/>
+      </w:pPr>
+      <w:r>
+        <w:rPr>
+          <w:rFonts w:ascii="Malgun Gothic" w:cs="Malgun Gothic" w:eastAsia="Malgun Gothic" w:hAnsi="Malgun Gothic"/>
+          <w:sz w:val="23"/>
+          <w:szCs w:val="23"/>
+        </w:rPr>
+        <w:t xml:space="preserve">영수증이 나올 때마다 그달그달 올려서 임시저장 해두면,</w:t>
+      </w:r>
+    </w:p>
+    <w:p>
+      <w:pPr>
+        <w:pBdr>
+          <w:left w:val="single" w:color="2E5FA3" w:sz="24"/>
+        </w:pBdr>
+        <w:shd w:fill="F3F6FB" w:val="clear"/>
+        <w:spacing w:after="40" w:before="40" w:line="330"/>
+        <w:ind w:left="240"/>
+      </w:pPr>
+      <w:r>
+        <w:rPr>
+          <w:rFonts w:ascii="Malgun Gothic" w:cs="Malgun Gothic" w:eastAsia="Malgun Gothic" w:hAnsi="Malgun Gothic"/>
+          <w:sz w:val="23"/>
+          <w:szCs w:val="23"/>
+        </w:rPr>
+        <w:t xml:space="preserve">이 화면 위에 회차 전체 입력액이 계속 쌓입니다.</w:t>
+      </w:r>
+    </w:p>
+    <w:p>
+      <w:pPr>
+        <w:pBdr>
+          <w:left w:val="single" w:color="2E5FA3" w:sz="24"/>
+        </w:pBdr>
+        <w:shd w:fill="F3F6FB" w:val="clear"/>
+        <w:spacing w:after="40" w:before="40" w:line="330"/>
+        <w:ind w:left="240"/>
+      </w:pPr>
+      <w:r>
+        <w:rPr>
+          <w:rFonts w:ascii="Malgun Gothic" w:cs="Malgun Gothic" w:eastAsia="Malgun Gothic" w:hAnsi="Malgun Gothic"/>
+          <w:sz w:val="23"/>
+          <w:szCs w:val="23"/>
+        </w:rPr>
+        <w:t xml:space="preserve">다섯 달짜리 회차라면, 넉 달째에 이미</w:t>
+      </w:r>
+    </w:p>
+    <w:p>
+      <w:pPr>
+        <w:pBdr>
+          <w:left w:val="single" w:color="2E5FA3" w:sz="24"/>
+        </w:pBdr>
+        <w:shd w:fill="F3F6FB" w:val="clear"/>
+        <w:spacing w:after="40" w:before="40" w:line="330"/>
+        <w:ind w:left="240"/>
+      </w:pPr>
+      <w:r>
+        <w:rPr>
+          <w:rFonts w:ascii="Malgun Gothic" w:cs="Malgun Gothic" w:eastAsia="Malgun Gothic" w:hAnsi="Malgun Gothic"/>
+          <w:sz w:val="23"/>
+          <w:szCs w:val="23"/>
+        </w:rPr>
+        <w:t xml:space="preserve">"지금까지 얼마를 채웠고 목표까지 얼마가 남았는지"가 보입니다.</w:t>
+      </w:r>
+    </w:p>
+    <w:p>
+      <w:pPr>
+        <w:pBdr>
+          <w:left w:val="single" w:color="2E5FA3" w:sz="24"/>
+        </w:pBdr>
+        <w:shd w:fill="F3F6FB" w:val="clear"/>
+        <w:spacing w:after="40" w:before="40" w:line="330"/>
+        <w:ind w:left="240"/>
+      </w:pPr>
+      <w:r>
+        <w:rPr>
+          <w:rFonts w:ascii="Malgun Gothic" w:cs="Malgun Gothic" w:eastAsia="Malgun Gothic" w:hAnsi="Malgun Gothic"/>
+          <w:sz w:val="23"/>
+          <w:szCs w:val="23"/>
+        </w:rPr>
+        <w:t xml:space="preserve">남은 한 달에 무엇을 챙겨야 할지 판단할 수 있다는 뜻입니다.</w:t>
+      </w:r>
+    </w:p>
+    <w:p>
+      <w:pPr>
+        <w:pBdr>
+          <w:left w:val="single" w:color="2E5FA3" w:sz="24"/>
+        </w:pBdr>
+        <w:shd w:fill="F3F6FB" w:val="clear"/>
+        <w:spacing w:after="40" w:before="40" w:line="330"/>
+        <w:ind w:left="240"/>
+      </w:pPr>
+      <w:r>
+        <w:rPr>
+          <w:rFonts w:ascii="Malgun Gothic" w:cs="Malgun Gothic" w:eastAsia="Malgun Gothic" w:hAnsi="Malgun Gothic"/>
+          <w:sz w:val="23"/>
+          <w:szCs w:val="23"/>
+        </w:rPr>
+        <w:t xml:space="preserve">기성 시점에 가서 모자란 걸 알게 되는 게 아니라, 미리 관리하는 겁니다.</w:t>
+      </w:r>
+    </w:p>
+    <w:p>
+      <w:pPr>
+        <w:pBdr>
+          <w:left w:val="single" w:color="2E5FA3" w:sz="24"/>
+        </w:pBdr>
+        <w:shd w:fill="F3F6FB" w:val="clear"/>
+        <w:spacing w:after="40" w:before="40" w:line="330"/>
+        <w:ind w:left="240"/>
+      </w:pPr>
+      <w:r>
+        <w:rPr>
+          <w:rFonts w:ascii="Malgun Gothic" w:cs="Malgun Gothic" w:eastAsia="Malgun Gothic" w:hAnsi="Malgun Gothic"/>
+          <w:sz w:val="23"/>
+          <w:szCs w:val="23"/>
+        </w:rPr>
+        <w:t xml:space="preserve">이게 종이로 모아뒀다가 마감에 몰아서 정리하던 방식과 가장 크게 달라지는 점입니다.</w:t>
+      </w:r>
+    </w:p>
+    <w:p>
+      <w:pPr>
+        <w:spacing w:after="60"/>
+      </w:pPr>
+    </w:p>
+    <w:p>
+      <w:pPr>
+        <w:spacing w:after="40"/>
+      </w:pPr>
+    </w:p>
+    <w:p>
+      <w:pPr>
+        <w:spacing w:after="60" w:line="300"/>
+      </w:pPr>
+      <w:r>
+        <w:rPr>
+          <w:rFonts w:ascii="Malgun Gothic" w:cs="Malgun Gothic" w:eastAsia="Malgun Gothic" w:hAnsi="Malgun Gothic"/>
+          <w:b/>
+          <w:bCs/>
+          <w:sz w:val="21"/>
+          <w:szCs w:val="21"/>
+        </w:rPr>
+        <w:t xml:space="preserve">[자막 포인트]</w:t>
+      </w:r>
+      <w:r>
+        <w:rPr>
+          <w:rFonts w:ascii="Malgun Gothic" w:cs="Malgun Gothic" w:eastAsia="Malgun Gothic" w:hAnsi="Malgun Gothic"/>
+          <w:sz w:val="21"/>
+          <w:szCs w:val="21"/>
+        </w:rPr>
+        <w:t xml:space="preserve"> 매달 임시저장 → 회차 전체 입력액 누적 → 기성 전에 부족분 파악 (사전 관리)</w:t>
       </w:r>
     </w:p>
     <w:p>
